--- a/工作目录/03_建模/forecast_next_stage/趋势预测_跨被试未来阶段人因与S_实验报告.docx
+++ b/工作目录/03_建模/forecast_next_stage/趋势预测_跨被试未来阶段人因与S_实验报告.docx
@@ -603,7 +603,7 @@
           <w:color w:val="000000"/>
           <w:sz w:val="24"/>
         </w:rPr>
-        <w:t>技术路线为：四模态连续信号按 30 秒窗、5 秒步切分，提取 66 个窗口指标；把一次任务按时间切成已观察阶段与未来阶段，只对已观察窗口汇总为均值、标准差、中位数与斜率，得到已观察段的 264 维；每一折仅在训练被试上按模态定额做互信息筛选，得到 27 维；用标准化 Ridge 把已观察 27 列映射为整场任务的同一 27 列；再用与正式完整观测口径相同的浅树 XGBoost 估计负荷；最后与真实步骤分合成 S。划分方式为按被试的 GroupKFold，同一人不同时出现在训练与验证。如图 1 所示。</w:t>
+        <w:t>技术路线为：四模态连续信号按 30 秒窗、5 秒步切分，提取 66 个窗口指标；把一次任务按时间切成已观察阶段与未来阶段，只对已观察窗口汇总为均值、标准差、中位数与斜率，得到已观察段的 264 维；每一折仅在训练被试上按模态定额做互信息筛选，得到 27 维；用标准化 Ridge 把已观察 27 列映射为整场任务的同一 27 列；再用与正式完整观测口径相同的浅树 XGBoost 估计负荷；最后与真实步骤分合成 S。划分方式为按被试的 GroupKFold，同一人不同时出现在训练与验证。</w:t>
       </w:r>
     </w:p>
     <w:p>
@@ -621,7 +621,7 @@
         </w:rPr>
         <w:drawing xmlns:a="http://schemas.openxmlformats.org/drawingml/2006/main" xmlns:pic="http://schemas.openxmlformats.org/drawingml/2006/picture">
           <wp:inline distT="0" distB="0" distL="0" distR="0">
-            <wp:extent cx="5400000" cy="2073103"/>
+            <wp:extent cx="5112000" cy="7799633"/>
             <wp:effectExtent l="0" t="0" r="0" b="0"/>
             <wp:docPr id="1" name="Picture 1"/>
             <wp:cNvGraphicFramePr>
@@ -631,7 +631,7 @@
               <a:graphicData uri="http://schemas.openxmlformats.org/drawingml/2006/picture">
                 <pic:pic>
                   <pic:nvPicPr>
-                    <pic:cNvPr id="0" name="fig1_pipeline.png"/>
+                    <pic:cNvPr id="0" name="fig1_trend_method_flow.png"/>
                     <pic:cNvPicPr>
                       <a:picLocks noChangeAspect="1" noChangeArrowheads="1"/>
                     </pic:cNvPicPr>
@@ -645,7 +645,7 @@
                   <pic:spPr bwMode="auto">
                     <a:xfrm>
                       <a:off x="0" y="0"/>
-                      <a:ext cx="5400000" cy="2073103"/>
+                      <a:ext cx="5112000" cy="7799633"/>
                     </a:xfrm>
                     <a:prstGeom prst="rect">
                       <a:avLst/>
@@ -675,7 +675,7 @@
           <w:color w:val="000000"/>
           <w:sz w:val="21"/>
         </w:rPr>
-        <w:t>图 1  趋势预测的技术路线</w:t>
+        <w:t>图 1  跨被试未来阶段人因与绩效 S 方法流程图</w:t>
       </w:r>
     </w:p>
     <w:p>
@@ -692,7 +692,96 @@
           <w:color w:val="000000"/>
           <w:sz w:val="24"/>
         </w:rPr>
-        <w:t>与正式完整观测口径的差别在于：考试的人还没有整场人因，27 维由“已观察阶段＋Ridge”补出。下游 XGBoost、定额规则与合成公式保持不变。</w:t>
+        <w:t>图 1 给出从原始数据到预测绩效 Ŝ 的计算顺序：四模态信号切窗后按时间分成已观察阶段与未来阶段，只把已观察段收成 264 维；训练堆用全任务 264 定额 27 维并拟合浅树 XGBoost 后冻结；验证新人用标准化 Ridge 由已观察 27 列预报整场 27 列，再经冻结模型估计负荷，与真实步骤分按 0.70／0.30 合成 Ŝ。</w:t>
+      </w:r>
+    </w:p>
+    <w:p>
+      <w:pPr>
+        <w:pStyle w:val="图"/>
+        <w:jc w:val="center"/>
+        <w:spacing w:before="120" w:after="40" w:line="240" w:lineRule="auto"/>
+        <w:ind w:firstLine="0" w:firstLineChars="0" w:left="0"/>
+      </w:pPr>
+      <w:r>
+        <w:rPr>
+          <w:noProof/>
+          <w:sz w:val="24"/>
+          <w:szCs w:val="24"/>
+        </w:rPr>
+        <w:drawing xmlns:a="http://schemas.openxmlformats.org/drawingml/2006/main" xmlns:pic="http://schemas.openxmlformats.org/drawingml/2006/picture">
+          <wp:inline distT="0" distB="0" distL="0" distR="0">
+            <wp:extent cx="5472000" cy="4329269"/>
+            <wp:effectExtent l="0" t="0" r="0" b="0"/>
+            <wp:docPr id="2" name="Picture 2"/>
+            <wp:cNvGraphicFramePr>
+              <a:graphicFrameLocks noChangeAspect="1"/>
+            </wp:cNvGraphicFramePr>
+            <a:graphic>
+              <a:graphicData uri="http://schemas.openxmlformats.org/drawingml/2006/picture">
+                <pic:pic>
+                  <pic:nvPicPr>
+                    <pic:cNvPr id="0" name="fig2_trend_data_flow.png"/>
+                    <pic:cNvPicPr>
+                      <a:picLocks noChangeAspect="1" noChangeArrowheads="1"/>
+                    </pic:cNvPicPr>
+                  </pic:nvPicPr>
+                  <pic:blipFill>
+                    <a:blip r:embed="rId12" cstate="print"/>
+                    <a:stretch>
+                      <a:fillRect/>
+                    </a:stretch>
+                  </pic:blipFill>
+                  <pic:spPr bwMode="auto">
+                    <a:xfrm>
+                      <a:off x="0" y="0"/>
+                      <a:ext cx="5472000" cy="4329269"/>
+                    </a:xfrm>
+                    <a:prstGeom prst="rect">
+                      <a:avLst/>
+                    </a:prstGeom>
+                    <a:noFill/>
+                    <a:ln>
+                      <a:noFill/>
+                    </a:ln>
+                  </pic:spPr>
+                </pic:pic>
+              </a:graphicData>
+            </a:graphic>
+          </wp:inline>
+        </w:drawing>
+      </w:r>
+    </w:p>
+    <w:p>
+      <w:pPr>
+        <w:pStyle w:val="图注"/>
+        <w:jc w:val="center"/>
+      </w:pPr>
+      <w:r>
+        <w:rPr>
+          <w:rFonts w:ascii="Times New Roman" w:hAnsi="Times New Roman" w:eastAsia="宋体" w:cs="Times New Roman"/>
+          <w:b w:val="0"/>
+          <w:i w:val="0"/>
+          <w:color w:val="000000"/>
+          <w:sz w:val="21"/>
+        </w:rPr>
+        <w:t>图 2  跨被试未来阶段人因与绩效 S 数据流图</w:t>
+      </w:r>
+    </w:p>
+    <w:p>
+      <w:pPr>
+        <w:spacing w:line="440" w:lineRule="exact"/>
+        <w:ind w:firstLine="480"/>
+        <w:jc w:val="both"/>
+      </w:pPr>
+      <w:r>
+        <w:rPr>
+          <w:rFonts w:ascii="Times New Roman" w:hAnsi="Times New Roman" w:eastAsia="宋体" w:cs="Times New Roman"/>
+          <w:b w:val="0"/>
+          <w:i w:val="0"/>
+          <w:color w:val="000000"/>
+          <w:sz w:val="24"/>
+        </w:rPr>
+        <w:t>图 2 给出同一路径上的数据对象：左侧由已观察窗得到前段 264 与定额 27 维，经 Ridge 得到整场 27̂ 与负荷 L̂；右侧由问卷与步骤表得到 L、S_step 与真值 S；训练堆全任务表只用于确定列名并冻结 XGBoost。L̂ 与真实 S_step 合成 Ŝ，在验证组 17 条上与真值对照。</w:t>
       </w:r>
     </w:p>
     <w:p>
@@ -1225,8 +1314,8 @@
         <w:tblLook w:firstColumn="1" w:firstRow="1" w:lastColumn="0" w:lastRow="0" w:noHBand="0" w:noVBand="1" w:val="04A0"/>
       </w:tblPr>
       <w:tblGrid>
-        <w:gridCol w:w="4156"/>
-        <w:gridCol w:w="4156"/>
+        <w:gridCol w:w="4536"/>
+        <w:gridCol w:w="4536"/>
       </w:tblGrid>
       <w:tr>
         <w:trPr>
@@ -1888,8 +1977,8 @@
         <w:tblLook w:firstColumn="1" w:firstRow="1" w:lastColumn="0" w:lastRow="0" w:noHBand="0" w:noVBand="1" w:val="04A0"/>
       </w:tblPr>
       <w:tblGrid>
-        <w:gridCol w:w="4156"/>
-        <w:gridCol w:w="4156"/>
+        <w:gridCol w:w="4536"/>
+        <w:gridCol w:w="4536"/>
       </w:tblGrid>
       <w:tr>
         <w:trPr>
@@ -2431,9 +2520,9 @@
         <w:tblLook w:firstColumn="1" w:firstRow="1" w:lastColumn="0" w:lastRow="0" w:noHBand="0" w:noVBand="1" w:val="04A0"/>
       </w:tblPr>
       <w:tblGrid>
-        <w:gridCol w:w="2771"/>
-        <w:gridCol w:w="2771"/>
-        <w:gridCol w:w="2771"/>
+        <w:gridCol w:w="3024"/>
+        <w:gridCol w:w="3024"/>
+        <w:gridCol w:w="3024"/>
       </w:tblGrid>
       <w:tr>
         <w:trPr>
@@ -2869,9 +2958,9 @@
         <w:tblLook w:firstColumn="1" w:firstRow="1" w:lastColumn="0" w:lastRow="0" w:noHBand="0" w:noVBand="1" w:val="04A0"/>
       </w:tblPr>
       <w:tblGrid>
-        <w:gridCol w:w="2771"/>
-        <w:gridCol w:w="2771"/>
-        <w:gridCol w:w="2771"/>
+        <w:gridCol w:w="3024"/>
+        <w:gridCol w:w="3024"/>
+        <w:gridCol w:w="3024"/>
       </w:tblGrid>
       <w:tr>
         <w:trPr>
@@ -3838,9 +3927,9 @@
         <w:tblLook w:firstColumn="1" w:firstRow="1" w:lastColumn="0" w:lastRow="0" w:noHBand="0" w:noVBand="1" w:val="04A0"/>
       </w:tblPr>
       <w:tblGrid>
-        <w:gridCol w:w="2771"/>
-        <w:gridCol w:w="2771"/>
-        <w:gridCol w:w="2771"/>
+        <w:gridCol w:w="3024"/>
+        <w:gridCol w:w="3024"/>
+        <w:gridCol w:w="3024"/>
       </w:tblGrid>
       <w:tr>
         <w:trPr>
@@ -4615,8 +4704,8 @@
         <w:tblLook w:firstColumn="1" w:firstRow="1" w:lastColumn="0" w:lastRow="0" w:noHBand="0" w:noVBand="1" w:val="04A0"/>
       </w:tblPr>
       <w:tblGrid>
-        <w:gridCol w:w="4156"/>
-        <w:gridCol w:w="4156"/>
+        <w:gridCol w:w="4536"/>
+        <w:gridCol w:w="4536"/>
       </w:tblGrid>
       <w:tr>
         <w:trPr>
@@ -5141,9 +5230,9 @@
         <w:tblLook w:firstColumn="1" w:firstRow="1" w:lastColumn="0" w:lastRow="0" w:noHBand="0" w:noVBand="1" w:val="04A0"/>
       </w:tblPr>
       <w:tblGrid>
-        <w:gridCol w:w="2771"/>
-        <w:gridCol w:w="2771"/>
-        <w:gridCol w:w="2771"/>
+        <w:gridCol w:w="3024"/>
+        <w:gridCol w:w="3024"/>
+        <w:gridCol w:w="3024"/>
       </w:tblGrid>
       <w:tr>
         <w:trPr>
@@ -5935,8 +6024,8 @@
         <w:tblLook w:firstColumn="1" w:firstRow="1" w:lastColumn="0" w:lastRow="0" w:noHBand="0" w:noVBand="1" w:val="04A0"/>
       </w:tblPr>
       <w:tblGrid>
-        <w:gridCol w:w="4156"/>
-        <w:gridCol w:w="4156"/>
+        <w:gridCol w:w="4536"/>
+        <w:gridCol w:w="4536"/>
       </w:tblGrid>
       <w:tr>
         <w:trPr>
@@ -6478,9 +6567,9 @@
         <w:tblLook w:firstColumn="1" w:firstRow="1" w:lastColumn="0" w:lastRow="0" w:noHBand="0" w:noVBand="1" w:val="04A0"/>
       </w:tblPr>
       <w:tblGrid>
-        <w:gridCol w:w="2771"/>
-        <w:gridCol w:w="2771"/>
-        <w:gridCol w:w="2771"/>
+        <w:gridCol w:w="3024"/>
+        <w:gridCol w:w="3024"/>
+        <w:gridCol w:w="3024"/>
       </w:tblGrid>
       <w:tr>
         <w:trPr>
@@ -7583,7 +7672,7 @@
           <w:color w:val="000000"/>
           <w:sz w:val="24"/>
         </w:rPr>
-        <w:t>在 5 名新被试、17 条任务上，趋势预报 27 维后再经冻结 XGBoost 估计负荷分量，按正式公式合成绩效 S。合成 S 的 R² 为 0.948，MAE 为 0.025。验证组真值 S 范围为 0.42—0.86，均值 0.59。图 2 给出 17 条真值与预测的散点，点沿对角线聚集。</w:t>
+        <w:t>在 5 名新被试、17 条任务上，趋势预报 27 维后再经冻结 XGBoost 估计负荷分量，按正式公式合成绩效 S。合成 S 的 R² 为 0.948，MAE 为 0.025。验证组真值 S 范围为 0.42—0.86，均值 0.59。图 3 给出 17 条真值与预测的散点，点沿对角线聚集。</w:t>
       </w:r>
     </w:p>
     <w:p>
@@ -7611,8 +7700,8 @@
         <w:tblLook w:firstColumn="1" w:firstRow="1" w:lastColumn="0" w:lastRow="0" w:noHBand="0" w:noVBand="1" w:val="04A0"/>
       </w:tblPr>
       <w:tblGrid>
-        <w:gridCol w:w="4156"/>
-        <w:gridCol w:w="4156"/>
+        <w:gridCol w:w="4536"/>
+        <w:gridCol w:w="4536"/>
       </w:tblGrid>
       <w:tr>
         <w:trPr>
@@ -7881,7 +7970,7 @@
           <wp:inline distT="0" distB="0" distL="0" distR="0">
             <wp:extent cx="4140000" cy="4250106"/>
             <wp:effectExtent l="0" t="0" r="0" b="0"/>
-            <wp:docPr id="2" name="Picture 2"/>
+            <wp:docPr id="3" name="Picture 3"/>
             <wp:cNvGraphicFramePr>
               <a:graphicFrameLocks noChangeAspect="1"/>
             </wp:cNvGraphicFramePr>
@@ -7895,7 +7984,7 @@
                     </pic:cNvPicPr>
                   </pic:nvPicPr>
                   <pic:blipFill>
-                    <a:blip r:embed="rId12" cstate="print"/>
+                    <a:blip r:embed="rId13" cstate="print"/>
                     <a:stretch>
                       <a:fillRect/>
                     </a:stretch>
@@ -7933,7 +8022,7 @@
           <w:color w:val="000000"/>
           <w:sz w:val="21"/>
         </w:rPr>
-        <w:t>图 2  验证组真值 S 与预测 S（17 条）</w:t>
+        <w:t>图 3  验证组真值 S 与预测 S（17 条）</w:t>
       </w:r>
     </w:p>
     <w:p>
@@ -7995,12 +8084,12 @@
         <w:tblLook w:firstColumn="1" w:firstRow="1" w:lastColumn="0" w:lastRow="0" w:noHBand="0" w:noVBand="1" w:val="04A0"/>
       </w:tblPr>
       <w:tblGrid>
-        <w:gridCol w:w="1385"/>
-        <w:gridCol w:w="1385"/>
-        <w:gridCol w:w="1385"/>
-        <w:gridCol w:w="1385"/>
-        <w:gridCol w:w="1385"/>
-        <w:gridCol w:w="1385"/>
+        <w:gridCol w:w="1512"/>
+        <w:gridCol w:w="1512"/>
+        <w:gridCol w:w="1512"/>
+        <w:gridCol w:w="1512"/>
+        <w:gridCol w:w="1512"/>
+        <w:gridCol w:w="1512"/>
       </w:tblGrid>
       <w:tr>
         <w:trPr>
@@ -12041,9 +12130,9 @@
         <w:tblLook w:firstColumn="1" w:firstRow="1" w:lastColumn="0" w:lastRow="0" w:noHBand="0" w:noVBand="1" w:val="04A0"/>
       </w:tblPr>
       <w:tblGrid>
-        <w:gridCol w:w="2771"/>
-        <w:gridCol w:w="2771"/>
-        <w:gridCol w:w="2771"/>
+        <w:gridCol w:w="3024"/>
+        <w:gridCol w:w="3024"/>
+        <w:gridCol w:w="3024"/>
       </w:tblGrid>
       <w:tr>
         <w:trPr>
@@ -15321,9 +15410,9 @@
         <w:tblLook w:firstColumn="1" w:firstRow="1" w:lastColumn="0" w:lastRow="0" w:noHBand="0" w:noVBand="1" w:val="04A0"/>
       </w:tblPr>
       <w:tblGrid>
-        <w:gridCol w:w="2771"/>
-        <w:gridCol w:w="2771"/>
-        <w:gridCol w:w="2771"/>
+        <w:gridCol w:w="3024"/>
+        <w:gridCol w:w="3024"/>
+        <w:gridCol w:w="3024"/>
       </w:tblGrid>
       <w:tr>
         <w:trPr>
@@ -18646,8 +18735,8 @@
         <w:tblLook w:firstColumn="1" w:firstRow="1" w:lastColumn="0" w:lastRow="0" w:noHBand="0" w:noVBand="1" w:val="04A0"/>
       </w:tblPr>
       <w:tblGrid>
-        <w:gridCol w:w="4156"/>
-        <w:gridCol w:w="4156"/>
+        <w:gridCol w:w="4536"/>
+        <w:gridCol w:w="4536"/>
       </w:tblGrid>
       <w:tr>
         <w:trPr>
@@ -19138,8 +19227,8 @@
         <w:tblLook w:firstColumn="1" w:firstRow="1" w:lastColumn="0" w:lastRow="0" w:noHBand="0" w:noVBand="1" w:val="04A0"/>
       </w:tblPr>
       <w:tblGrid>
-        <w:gridCol w:w="4156"/>
-        <w:gridCol w:w="4156"/>
+        <w:gridCol w:w="4536"/>
+        <w:gridCol w:w="4536"/>
       </w:tblGrid>
       <w:tr>
         <w:trPr>
@@ -20323,8 +20412,8 @@
         <w:tblLook w:firstColumn="1" w:firstRow="1" w:lastColumn="0" w:lastRow="0" w:noHBand="0" w:noVBand="1" w:val="04A0"/>
       </w:tblPr>
       <w:tblGrid>
-        <w:gridCol w:w="4156"/>
-        <w:gridCol w:w="4156"/>
+        <w:gridCol w:w="4536"/>
+        <w:gridCol w:w="4536"/>
       </w:tblGrid>
       <w:tr>
         <w:trPr>
@@ -20926,8 +21015,8 @@
         <w:tblLook w:firstColumn="1" w:firstRow="1" w:lastColumn="0" w:lastRow="0" w:noHBand="0" w:noVBand="1" w:val="04A0"/>
       </w:tblPr>
       <w:tblGrid>
-        <w:gridCol w:w="4156"/>
-        <w:gridCol w:w="4156"/>
+        <w:gridCol w:w="4536"/>
+        <w:gridCol w:w="4536"/>
       </w:tblGrid>
       <w:tr>
         <w:trPr>
@@ -23091,7 +23180,7 @@
       <w:headerReference w:type="default" r:id="rId9"/>
       <w:footerReference w:type="default" r:id="rId10"/>
       <w:pgSz w:w="11906" w:h="16838"/>
-      <w:pgMar w:top="1440" w:right="1797" w:bottom="1440" w:left="1797" w:header="850" w:footer="850" w:gutter="0"/>
+      <w:pgMar w:top="1417" w:right="1417" w:bottom="1417" w:left="1417" w:header="850" w:footer="850" w:gutter="0"/>
       <w:cols w:space="720"/>
       <w:docGrid w:linePitch="360"/>
     </w:sectPr>
